--- a/livrables/lecons/enneagramme/2026-09-02_lecon-enneagramme_14_niveaux-developpement-riso-hudson.docx
+++ b/livrables/lecons/enneagramme/2026-09-02_lecon-enneagramme_14_niveaux-developpement-riso-hudson.docx
@@ -1096,6 +1096,36 @@
     </w:p>
     <w:p>
       <w:pPr>
+        <w:spacing w:after="100"/>
+      </w:pPr>
+      <w:r>
+        <w:rPr>
+          <w:rFonts w:ascii="Times New Roman" w:cs="Times New Roman" w:eastAsia="Times New Roman" w:hAnsi="Times New Roman"/>
+          <w:color w:val="1F2937"/>
+          <w:sz w:val="22"/>
+          <w:szCs w:val="22"/>
+        </w:rPr>
+        <w:t xml:space="preserve">⚠️ Et ce que la source dit qu'il faut faire. Cicci Lyckow Bäckman, dont la page est listée ci-dessous, écrit à propos des niveaux malsains qu'on n'en sort plus seul : « even if we do realise we are in trouble and need to get out, we are quite incapable of climbing out of the hole we've dug for ourselves without help from the outside. If this is you, seek help. If you have a friend or loved one that you believe has fallen into the unhealthy level-span, the best thing you can do for them is get them professional help. » Cette leçon décrit les niveaux 7 à 9 ; elle ne remplace ni un avis clinique ni un accompagnement.</w:t>
+      </w:r>
+    </w:p>
+    <w:p>
+      <w:pPr>
+        <w:spacing w:after="100"/>
+      </w:pPr>
+      <w:r>
+        <w:rPr>
+          <w:rFonts w:ascii="Times New Roman" w:cs="Times New Roman" w:eastAsia="Times New Roman" w:hAnsi="Times New Roman"/>
+          <w:i/>
+          <w:iCs/>
+          <w:color w:val="6B7280"/>
+          <w:sz w:val="20"/>
+          <w:szCs w:val="20"/>
+        </w:rPr>
+        <w:t xml:space="preserve">[Ajouté le 24/09/2026 : la leçon exposait les trois niveaux malsains avec leur caveat épistémique (une convention descriptive, pas une échelle validée) mais sans la consigne pratique que sa propre source attache à ces niveaux. Ce qui tombe à la reprise, c'est la partie sécurité de la source — même geste que la leçon n°17 du 23/09, où la clause d'exclusion du protocole de réparation avait disparu.]</w:t>
+      </w:r>
+    </w:p>
+    <w:p>
+      <w:pPr>
         <w:pStyle w:val="Heading3"/>
         <w:spacing w:after="80" w:before="200"/>
       </w:pPr>
@@ -2878,6 +2908,51 @@
           <w:szCs w:val="22"/>
         </w:rPr>
         <w:t xml:space="preserve">Chaque type est coloré par l'un de trois instincts de survie (Conservation de soi · Social · Sexuel/Connexion), ce qui génère 27 combinaisons distinctes. Cette leçon sera l'une des plus concrètes du parcours : elle explique pourquoi deux personnes du même type peuvent ressembler à deux types différents.</w:t>
+      </w:r>
+    </w:p>
+    <w:p>
+      <w:pPr>
+        <w:pStyle w:val="Heading2"/>
+        <w:spacing w:after="80" w:before="240"/>
+      </w:pPr>
+      <w:r>
+        <w:rPr>
+          <w:rFonts w:ascii="Times New Roman" w:cs="Times New Roman" w:eastAsia="Times New Roman" w:hAnsi="Times New Roman"/>
+          <w:b/>
+          <w:bCs/>
+          <w:color w:val="1B3A6B"/>
+          <w:sz w:val="30"/>
+          <w:szCs w:val="30"/>
+        </w:rPr>
+        <w:t xml:space="preserve">📝 Journal des corrections — 24/09/2026</w:t>
+      </w:r>
+    </w:p>
+    <w:p>
+      <w:pPr>
+        <w:spacing w:after="100"/>
+      </w:pPr>
+      <w:r>
+        <w:rPr>
+          <w:rFonts w:ascii="Times New Roman" w:cs="Times New Roman" w:eastAsia="Times New Roman" w:hAnsi="Times New Roman"/>
+          <w:color w:val="1F2937"/>
+          <w:sz w:val="22"/>
+          <w:szCs w:val="22"/>
+        </w:rPr>
+        <w:t xml:space="preserve">Ajout : la consigne de la source sur les niveaux malsains (« seek help » ; « get them professional help »), absente de la leçon livrée. Les corrections du 02/09 sont consignées plus haut et inchangées.</w:t>
+      </w:r>
+    </w:p>
+    <w:p>
+      <w:pPr>
+        <w:spacing w:after="100"/>
+      </w:pPr>
+      <w:r>
+        <w:rPr>
+          <w:rFonts w:ascii="Times New Roman" w:cs="Times New Roman" w:eastAsia="Times New Roman" w:hAnsi="Times New Roman"/>
+          <w:color w:val="1F2937"/>
+          <w:sz w:val="22"/>
+          <w:szCs w:val="22"/>
+        </w:rPr>
+        <w:t xml:space="preserve">Non corrigé, après vérification : les trois ressources que le contrôle de l'étape 5 bis avait d'abord signalées comme décoratives — La Clef en Soi, Cicci Lyckow Bäckman, Enneagram Explained — ne sont pas en défaut. La section s'intitule « Ressources cliquables POUR APPROFONDIR » et la leçon dit d'où parlent ses cinq références. C'est le test qui a été corrigé, pas la leçon.</w:t>
       </w:r>
     </w:p>
     <w:sectPr>
